--- a/Iterations and Stories.docx
+++ b/Iterations and Stories.docx
@@ -1022,6 +1022,60 @@
       <w:r>
         <w:t>Could this app kind of be an alternative to Amazon, e.g. direct sales?</w:t>
       </w:r>
+    </w:p>
+    <w:p>
+      <w:pPr>
+        <w:pStyle w:val="ListParagraph"/>
+        <w:numPr>
+          <w:ilvl w:val="0"/>
+          <w:numId w:val="1"/>
+        </w:numPr>
+      </w:pPr>
+      <w:r>
+        <w:lastRenderedPageBreak/>
+        <w:t xml:space="preserve">As a user I would like the command line importer to use the special characters on top of the number keys to assign the entire amount to a single category in the list (shift-1, which </w:t>
+      </w:r>
+      <w:proofErr w:type="gramStart"/>
+      <w:r>
+        <w:t>is !</w:t>
+      </w:r>
+      <w:proofErr w:type="gramEnd"/>
+      <w:r>
+        <w:t>, becomes the special character for “assign entire amount to the first category”.</w:t>
+      </w:r>
+    </w:p>
+    <w:p>
+      <w:pPr>
+        <w:pStyle w:val="ListParagraph"/>
+        <w:numPr>
+          <w:ilvl w:val="0"/>
+          <w:numId w:val="1"/>
+        </w:numPr>
+      </w:pPr>
+      <w:r>
+        <w:t>As a user I would like the command line importer to immediately act when I enter a special character, and not make me hit enter.</w:t>
+      </w:r>
+    </w:p>
+    <w:p>
+      <w:pPr>
+        <w:pStyle w:val="ListParagraph"/>
+        <w:numPr>
+          <w:ilvl w:val="0"/>
+          <w:numId w:val="1"/>
+        </w:numPr>
+      </w:pPr>
+      <w:r>
+        <w:t>As a user I would like the command line importer to support a special character that means “edit the budget items assigned to this merchant”.</w:t>
+      </w:r>
+    </w:p>
+    <w:p>
+      <w:pPr>
+        <w:pStyle w:val="ListParagraph"/>
+        <w:numPr>
+          <w:ilvl w:val="0"/>
+          <w:numId w:val="1"/>
+        </w:numPr>
+      </w:pPr>
       <w:bookmarkStart w:id="0" w:name="_GoBack"/>
       <w:bookmarkEnd w:id="0"/>
       <w:r>
@@ -1038,7 +1092,6 @@
         </w:rPr>
       </w:pPr>
       <w:r>
-        <w:lastRenderedPageBreak/>
         <w:br w:type="page"/>
       </w:r>
     </w:p>
@@ -2633,7 +2686,7 @@
 </file>
 
 <file path=customXml/itemProps1.xml><?xml version="1.0" encoding="utf-8"?>
-<ds:datastoreItem xmlns:ds="http://schemas.openxmlformats.org/officeDocument/2006/customXml" ds:itemID="{F96C3143-F847-471A-BE08-736EB08B82E6}">
+<ds:datastoreItem xmlns:ds="http://schemas.openxmlformats.org/officeDocument/2006/customXml" ds:itemID="{DA8F82FF-0BA6-4EEC-AF13-AA37D2E4ECF5}">
   <ds:schemaRefs>
     <ds:schemaRef ds:uri="http://schemas.openxmlformats.org/officeDocument/2006/bibliography"/>
   </ds:schemaRefs>

--- a/Iterations and Stories.docx
+++ b/Iterations and Stories.docx
@@ -49,160 +49,152 @@
         </w:numPr>
       </w:pPr>
       <w:r>
-        <w:t xml:space="preserve">Budgeting:  As a user I want a daily text message that tells me how much I </w:t>
+        <w:t>Budgeting:  As a user I want a daily text message that tells me how much I have to spend in my discretionary/weekly spending categories.</w:t>
+      </w:r>
+    </w:p>
+    <w:p>
+      <w:pPr>
+        <w:pStyle w:val="ListParagraph"/>
+        <w:numPr>
+          <w:ilvl w:val="0"/>
+          <w:numId w:val="1"/>
+        </w:numPr>
+      </w:pPr>
+      <w:r>
+        <w:t>Budgeting:  As a user I want the system to keep track of the money in my “envelopes” and tell me how much I have available at any specified date (past, present or future)</w:t>
+      </w:r>
+      <w:r>
+        <w:t xml:space="preserve"> and tell me whether the amount that I have allocated to that envelope should be adjusted</w:t>
+      </w:r>
+      <w:r>
+        <w:t>.</w:t>
+      </w:r>
+    </w:p>
+    <w:p>
+      <w:pPr>
+        <w:pStyle w:val="ListParagraph"/>
+        <w:numPr>
+          <w:ilvl w:val="0"/>
+          <w:numId w:val="1"/>
+        </w:numPr>
+      </w:pPr>
+      <w:r>
+        <w:t>Monitoring:  As a user I was to ask the app “What have I spent today | in the last three days, this week</w:t>
+      </w:r>
+      <w:r>
+        <w:t>? And optionally “on category x”.</w:t>
+      </w:r>
+    </w:p>
+    <w:p>
+      <w:pPr>
+        <w:pStyle w:val="ListParagraph"/>
+        <w:numPr>
+          <w:ilvl w:val="0"/>
+          <w:numId w:val="1"/>
+        </w:numPr>
+      </w:pPr>
+      <w:r>
+        <w:t>Monitoring:  As a user I was to ask the app “How much do I have left to spend on category x”.</w:t>
+      </w:r>
+    </w:p>
+    <w:p>
+      <w:pPr>
+        <w:pStyle w:val="ListParagraph"/>
+        <w:numPr>
+          <w:ilvl w:val="0"/>
+          <w:numId w:val="1"/>
+        </w:numPr>
+      </w:pPr>
+      <w:r>
+        <w:t>Monitoring:  After each expense, I want a text message that tells me how much I spent, what category it goes in, and what it left in that category for the discretionary period.</w:t>
+      </w:r>
+    </w:p>
+    <w:p>
+      <w:pPr>
+        <w:pStyle w:val="ListParagraph"/>
+        <w:numPr>
+          <w:ilvl w:val="0"/>
+          <w:numId w:val="1"/>
+        </w:numPr>
+      </w:pPr>
+      <w:r>
+        <w:t xml:space="preserve">Taxes:  </w:t>
+      </w:r>
+      <w:r>
+        <w:t>As a user I would like the system to calculate my tax liabilities and prepare my W-4 forms.</w:t>
+      </w:r>
+    </w:p>
+    <w:p>
+      <w:pPr>
+        <w:pStyle w:val="ListParagraph"/>
+        <w:numPr>
+          <w:ilvl w:val="0"/>
+          <w:numId w:val="1"/>
+        </w:numPr>
+      </w:pPr>
+      <w:r>
+        <w:t xml:space="preserve">Taxes:  </w:t>
+      </w:r>
+      <w:r>
+        <w:t>As a user I would like the system to integrate with a tax preparation program.</w:t>
+      </w:r>
+    </w:p>
+    <w:p>
+      <w:pPr>
+        <w:pStyle w:val="ListParagraph"/>
+        <w:numPr>
+          <w:ilvl w:val="0"/>
+          <w:numId w:val="1"/>
+        </w:numPr>
+      </w:pPr>
+      <w:r>
+        <w:t xml:space="preserve">Budgeting:  As a user I would like the system to tell me if </w:t>
+      </w:r>
+      <w:r>
+        <w:t>I am spending too much on groceries, and other budget items.</w:t>
+      </w:r>
+    </w:p>
+    <w:p>
+      <w:pPr>
+        <w:pStyle w:val="ListParagraph"/>
+        <w:numPr>
+          <w:ilvl w:val="0"/>
+          <w:numId w:val="1"/>
+        </w:numPr>
+      </w:pPr>
+      <w:r>
+        <w:t>Financial Planning:  As a user I would like the system to tell me if I am carrying too much credit card, or other debt.</w:t>
+      </w:r>
+    </w:p>
+    <w:p>
+      <w:pPr>
+        <w:pStyle w:val="ListParagraph"/>
+        <w:numPr>
+          <w:ilvl w:val="0"/>
+          <w:numId w:val="1"/>
+        </w:numPr>
+      </w:pPr>
+      <w:r>
+        <w:t>Decision Support:  As a user I would like the system to tell me if I can afford to purchase an item, and if not, offer solutions like adjust other categories.</w:t>
+      </w:r>
+    </w:p>
+    <w:p>
+      <w:pPr>
+        <w:pStyle w:val="ListParagraph"/>
+        <w:numPr>
+          <w:ilvl w:val="0"/>
+          <w:numId w:val="1"/>
+        </w:numPr>
+      </w:pPr>
+      <w:r>
+        <w:t xml:space="preserve"> Budgeting:  As a user I want the system to </w:t>
       </w:r>
       <w:proofErr w:type="gramStart"/>
       <w:r>
-        <w:t>have to</w:t>
+        <w:t>take into account</w:t>
       </w:r>
       <w:proofErr w:type="gramEnd"/>
       <w:r>
-        <w:t xml:space="preserve"> spend in my discretionary/weekly spending categories.</w:t>
-      </w:r>
-    </w:p>
-    <w:p>
-      <w:pPr>
-        <w:pStyle w:val="ListParagraph"/>
-        <w:numPr>
-          <w:ilvl w:val="0"/>
-          <w:numId w:val="1"/>
-        </w:numPr>
-      </w:pPr>
-      <w:r>
-        <w:t>Budgeting:  As a user I want the system to keep track of the money in my “envelopes” and tell me how much I have available at any specified date (past, present or future)</w:t>
-      </w:r>
-      <w:r>
-        <w:t xml:space="preserve"> and tell me whether the amount that I have allocated to that envelope should be adjusted</w:t>
-      </w:r>
-      <w:r>
-        <w:t>.</w:t>
-      </w:r>
-    </w:p>
-    <w:p>
-      <w:pPr>
-        <w:pStyle w:val="ListParagraph"/>
-        <w:numPr>
-          <w:ilvl w:val="0"/>
-          <w:numId w:val="1"/>
-        </w:numPr>
-      </w:pPr>
-      <w:r>
-        <w:t>Monitoring:  As a user I was to ask the app “What have I spent today | in the last three days, this week</w:t>
-      </w:r>
-      <w:r>
-        <w:t>? And optionally “on category x”.</w:t>
-      </w:r>
-    </w:p>
-    <w:p>
-      <w:pPr>
-        <w:pStyle w:val="ListParagraph"/>
-        <w:numPr>
-          <w:ilvl w:val="0"/>
-          <w:numId w:val="1"/>
-        </w:numPr>
-      </w:pPr>
-      <w:r>
-        <w:t>Monitoring:  As a user I was to ask the app “How much do I have left to spend on category x”.</w:t>
-      </w:r>
-    </w:p>
-    <w:p>
-      <w:pPr>
-        <w:pStyle w:val="ListParagraph"/>
-        <w:numPr>
-          <w:ilvl w:val="0"/>
-          <w:numId w:val="1"/>
-        </w:numPr>
-      </w:pPr>
-      <w:r>
-        <w:t>Monitoring:  After each expense, I want a text message that tells me how much I spent, what category it goes in, and what it left in that category for the discretionary period.</w:t>
-      </w:r>
-    </w:p>
-    <w:p>
-      <w:pPr>
-        <w:pStyle w:val="ListParagraph"/>
-        <w:numPr>
-          <w:ilvl w:val="0"/>
-          <w:numId w:val="1"/>
-        </w:numPr>
-      </w:pPr>
-      <w:r>
-        <w:t xml:space="preserve">Taxes:  </w:t>
-      </w:r>
-      <w:r>
-        <w:t>As a user I would like the system to calculate my tax liabilities and prepare my W-4 forms.</w:t>
-      </w:r>
-    </w:p>
-    <w:p>
-      <w:pPr>
-        <w:pStyle w:val="ListParagraph"/>
-        <w:numPr>
-          <w:ilvl w:val="0"/>
-          <w:numId w:val="1"/>
-        </w:numPr>
-      </w:pPr>
-      <w:r>
-        <w:t xml:space="preserve">Taxes:  </w:t>
-      </w:r>
-      <w:r>
-        <w:t>As a user I would like the system to integrate with a tax preparation program.</w:t>
-      </w:r>
-    </w:p>
-    <w:p>
-      <w:pPr>
-        <w:pStyle w:val="ListParagraph"/>
-        <w:numPr>
-          <w:ilvl w:val="0"/>
-          <w:numId w:val="1"/>
-        </w:numPr>
-      </w:pPr>
-      <w:r>
-        <w:t xml:space="preserve">Budgeting:  As a user I would like the system to tell me if </w:t>
-      </w:r>
-      <w:r>
-        <w:t>I am spending too much on groceries, and other budget items.</w:t>
-      </w:r>
-    </w:p>
-    <w:p>
-      <w:pPr>
-        <w:pStyle w:val="ListParagraph"/>
-        <w:numPr>
-          <w:ilvl w:val="0"/>
-          <w:numId w:val="1"/>
-        </w:numPr>
-      </w:pPr>
-      <w:r>
-        <w:t>Financial Planning:  As a user I would like the system to tell me if I am carrying too much credit card, or other debt.</w:t>
-      </w:r>
-    </w:p>
-    <w:p>
-      <w:pPr>
-        <w:pStyle w:val="ListParagraph"/>
-        <w:numPr>
-          <w:ilvl w:val="0"/>
-          <w:numId w:val="1"/>
-        </w:numPr>
-      </w:pPr>
-      <w:r>
-        <w:t>Decision Support:  As a user I would like the system to tell me if I can afford to purchase an item, and if not, offer solutions like adjust other categories.</w:t>
-      </w:r>
-    </w:p>
-    <w:p>
-      <w:pPr>
-        <w:pStyle w:val="ListParagraph"/>
-        <w:numPr>
-          <w:ilvl w:val="0"/>
-          <w:numId w:val="1"/>
-        </w:numPr>
-      </w:pPr>
-      <w:r>
-        <w:t xml:space="preserve"> Budgeting:  As a user I want the system to </w:t>
-      </w:r>
-      <w:proofErr w:type="gramStart"/>
-      <w:r>
-        <w:t>take into account</w:t>
-      </w:r>
-      <w:proofErr w:type="gramEnd"/>
-      <w:r>
         <w:t xml:space="preserve"> my personality, e.g. am I a DIY kind of person, or pay someone for everything.</w:t>
       </w:r>
     </w:p>
@@ -348,15 +340,7 @@
       </w:pPr>
       <w:r>
         <w:lastRenderedPageBreak/>
-        <w:t xml:space="preserve">As a user I want the app to make sure that I pay </w:t>
-      </w:r>
-      <w:proofErr w:type="gramStart"/>
-      <w:r>
-        <w:t>all of</w:t>
-      </w:r>
-      <w:proofErr w:type="gramEnd"/>
-      <w:r>
-        <w:t xml:space="preserve"> my medical bills, apply for reimbursements</w:t>
+        <w:t>As a user I want the app to make sure that I pay all of my medical bills, apply for reimbursements</w:t>
       </w:r>
       <w:r>
         <w:t>, file expense reports, etc.</w:t>
@@ -745,337 +729,528 @@
       </w:r>
       <w:proofErr w:type="gramEnd"/>
       <w:r>
-        <w:t xml:space="preserve"> envelope should get which gas purchases?  Say the husband and wife both work and the husband leaves at 7 and the wife leaves at </w:t>
+        <w:t xml:space="preserve"> envelope should get which gas purchases?  Say the husband and wife both work and the husband </w:t>
+      </w:r>
+      <w:proofErr w:type="gramStart"/>
+      <w:r>
+        <w:t>leaves</w:t>
+      </w:r>
+      <w:proofErr w:type="gramEnd"/>
+      <w:r>
+        <w:t xml:space="preserve"> at 7 and the wife leaves at </w:t>
       </w:r>
       <w:r>
         <w:t>7:30</w:t>
       </w:r>
+      <w:r>
+        <w:t xml:space="preserve">.  Through machine learning, the system should learn that gas purchases between 7 and 7:30 am go to the husband’s account and gas purchases between 7:30 and 8:00 at </w:t>
+      </w:r>
+      <w:r>
+        <w:t>that same</w:t>
+      </w:r>
+      <w:r>
+        <w:t xml:space="preserve"> gas station go to the wife.</w:t>
+      </w:r>
+    </w:p>
+    <w:p>
+      <w:pPr>
+        <w:pStyle w:val="ListParagraph"/>
+        <w:numPr>
+          <w:ilvl w:val="0"/>
+          <w:numId w:val="1"/>
+        </w:numPr>
+      </w:pPr>
+      <w:r>
+        <w:t>User Interface – The phone app should utilize push so that it is ready with updated data when you access it.  You don’t need to login and navigate to a register like an online banking app.</w:t>
+      </w:r>
+      <w:r>
+        <w:t xml:space="preserve">  It doesn’t even require a connection to the Internet to view the most recently received push notifications.</w:t>
+      </w:r>
+    </w:p>
+    <w:p>
+      <w:pPr>
+        <w:pStyle w:val="ListParagraph"/>
+        <w:numPr>
+          <w:ilvl w:val="0"/>
+          <w:numId w:val="1"/>
+        </w:numPr>
+      </w:pPr>
+      <w:r>
+        <w:t xml:space="preserve">User Interface – As a user I want to be able to swipe left and right to see my registers and virtual registers (envelopes). </w:t>
+      </w:r>
+    </w:p>
+    <w:p>
+      <w:pPr>
+        <w:pStyle w:val="ListParagraph"/>
+        <w:numPr>
+          <w:ilvl w:val="0"/>
+          <w:numId w:val="1"/>
+        </w:numPr>
+      </w:pPr>
+      <w:r>
+        <w:t>Reconciliation</w:t>
+      </w:r>
+    </w:p>
+    <w:p>
+      <w:pPr>
+        <w:pStyle w:val="ListParagraph"/>
+        <w:numPr>
+          <w:ilvl w:val="1"/>
+          <w:numId w:val="1"/>
+        </w:numPr>
+      </w:pPr>
+      <w:r>
+        <w:t>Add the following keywords to quit the reconciliation process:  quit, reset, restart</w:t>
+      </w:r>
+    </w:p>
+    <w:p>
+      <w:pPr>
+        <w:pStyle w:val="ListParagraph"/>
+        <w:numPr>
+          <w:ilvl w:val="1"/>
+          <w:numId w:val="1"/>
+        </w:numPr>
+      </w:pPr>
+      <w:r>
+        <w:t xml:space="preserve">Allow the user to </w:t>
+      </w:r>
+      <w:r>
+        <w:t>retry specifying an existing budget item if not found.</w:t>
+      </w:r>
+    </w:p>
+    <w:p>
+      <w:pPr>
+        <w:pStyle w:val="ListParagraph"/>
+        <w:numPr>
+          <w:ilvl w:val="1"/>
+          <w:numId w:val="1"/>
+        </w:numPr>
+      </w:pPr>
+      <w:r>
+        <w:t>Try the search string entered on the item to see if it works and if it doesn’t, warn the user and allow them to change it.,</w:t>
+      </w:r>
+    </w:p>
+    <w:p>
+      <w:pPr>
+        <w:pStyle w:val="ListParagraph"/>
+        <w:numPr>
+          <w:ilvl w:val="1"/>
+          <w:numId w:val="1"/>
+        </w:numPr>
+      </w:pPr>
+      <w:r>
+        <w:t xml:space="preserve">Send </w:t>
+      </w:r>
+      <w:r>
+        <w:t>this item to someone else for classification</w:t>
+      </w:r>
+    </w:p>
+    <w:p>
+      <w:pPr>
+        <w:pStyle w:val="ListParagraph"/>
+        <w:numPr>
+          <w:ilvl w:val="1"/>
+          <w:numId w:val="1"/>
+        </w:numPr>
+      </w:pPr>
+      <w:r>
+        <w:t>Warn the user if the transaction is recurring.</w:t>
+      </w:r>
+    </w:p>
+    <w:p>
+      <w:pPr>
+        <w:pStyle w:val="ListParagraph"/>
+        <w:numPr>
+          <w:ilvl w:val="1"/>
+          <w:numId w:val="1"/>
+        </w:numPr>
+      </w:pPr>
+      <w:r>
+        <w:t>Fix the repeated prompt line.</w:t>
+      </w:r>
+    </w:p>
+    <w:p>
+      <w:pPr>
+        <w:pStyle w:val="ListParagraph"/>
+        <w:numPr>
+          <w:ilvl w:val="1"/>
+          <w:numId w:val="1"/>
+        </w:numPr>
+      </w:pPr>
+      <w:r>
+        <w:t xml:space="preserve">Allow the user to </w:t>
+      </w:r>
+      <w:r>
+        <w:t>modify or</w:t>
+      </w:r>
+      <w:r>
+        <w:t xml:space="preserve"> replace an item.</w:t>
+      </w:r>
+    </w:p>
+    <w:p>
+      <w:pPr>
+        <w:pStyle w:val="ListParagraph"/>
+        <w:numPr>
+          <w:ilvl w:val="1"/>
+          <w:numId w:val="1"/>
+        </w:numPr>
+      </w:pPr>
+      <w:r>
+        <w:t>Incorporate the amount of the transaction into the matching algorithm.</w:t>
+      </w:r>
+    </w:p>
+    <w:p>
+      <w:pPr>
+        <w:pStyle w:val="ListParagraph"/>
+        <w:numPr>
+          <w:ilvl w:val="1"/>
+          <w:numId w:val="1"/>
+        </w:numPr>
+      </w:pPr>
+      <w:r>
+        <w:t>Incorporate the transaction type (semi-monthly) into the matching algorithm.</w:t>
+      </w:r>
+    </w:p>
+    <w:p>
+      <w:pPr>
+        <w:pStyle w:val="ListParagraph"/>
+        <w:numPr>
+          <w:ilvl w:val="1"/>
+          <w:numId w:val="1"/>
+        </w:numPr>
+      </w:pPr>
+      <w:r>
+        <w:t xml:space="preserve">Incorporate the </w:t>
+      </w:r>
+      <w:r>
+        <w:t>day-of-the-month into the matching algorithm.</w:t>
+      </w:r>
+    </w:p>
+    <w:p>
+      <w:pPr>
+        <w:pStyle w:val="ListParagraph"/>
+        <w:numPr>
+          <w:ilvl w:val="1"/>
+          <w:numId w:val="1"/>
+        </w:numPr>
+      </w:pPr>
+      <w:r>
+        <w:t>Save the import event (TODO).</w:t>
+      </w:r>
+    </w:p>
+    <w:p>
+      <w:pPr>
+        <w:pStyle w:val="ListParagraph"/>
+        <w:numPr>
+          <w:ilvl w:val="0"/>
+          <w:numId w:val="1"/>
+        </w:numPr>
+      </w:pPr>
+      <w:r>
+        <w:t>As a user I want there to be a “merchant table” that is crowd sourced and allows the system to automatically classify my transactions against industry standard classifications.</w:t>
+      </w:r>
+      <w:r>
+        <w:t xml:space="preserve">  Budget items should be linked to the merchant table.  Perhaps the transactions should also be able to be linked allowing for transactions that are “unbudgeted”.</w:t>
+      </w:r>
+    </w:p>
+    <w:p>
+      <w:pPr>
+        <w:pStyle w:val="ListParagraph"/>
+        <w:numPr>
+          <w:ilvl w:val="0"/>
+          <w:numId w:val="1"/>
+        </w:numPr>
+      </w:pPr>
+      <w:r>
+        <w:t>As a user I want the system to remind me to buy stuff on my lists when I get paid.</w:t>
+      </w:r>
+    </w:p>
+    <w:p>
+      <w:pPr>
+        <w:pStyle w:val="ListParagraph"/>
+        <w:numPr>
+          <w:ilvl w:val="0"/>
+          <w:numId w:val="1"/>
+        </w:numPr>
+      </w:pPr>
+      <w:r>
+        <w:t>As a user</w:t>
+      </w:r>
+      <w:r>
+        <w:t xml:space="preserve">, if the system tries to classify a transaction and it is not in my budget, or the merchant database, </w:t>
+      </w:r>
+      <w:r>
+        <w:t xml:space="preserve">I want the system to </w:t>
+      </w:r>
+      <w:r>
+        <w:t>google the name, or go to the website to figure out what kind of products they sell, and then automatically classify the transaction.</w:t>
+      </w:r>
+    </w:p>
+    <w:p>
+      <w:pPr>
+        <w:pStyle w:val="ListParagraph"/>
+        <w:numPr>
+          <w:ilvl w:val="0"/>
+          <w:numId w:val="1"/>
+        </w:numPr>
+      </w:pPr>
+      <w:r>
+        <w:t>From Danielle:  Notification of a price reduction for an item on your list of items you want to buy.</w:t>
+      </w:r>
+    </w:p>
+    <w:p>
+      <w:pPr>
+        <w:pStyle w:val="ListParagraph"/>
+        <w:numPr>
+          <w:ilvl w:val="0"/>
+          <w:numId w:val="1"/>
+        </w:numPr>
+      </w:pPr>
+      <w:r>
+        <w:t>Could this app kind of be an alternative to Amazon, e.g. direct sales?</w:t>
+      </w:r>
+    </w:p>
+    <w:p>
+      <w:pPr>
+        <w:pStyle w:val="ListParagraph"/>
+        <w:numPr>
+          <w:ilvl w:val="0"/>
+          <w:numId w:val="1"/>
+        </w:numPr>
+      </w:pPr>
+      <w:r>
+        <w:lastRenderedPageBreak/>
+        <w:t>As a user I would like the command line importer to use the special characters on top of the number keys to assign the entire amount to a single category in the list (shift-1, which is !, becomes the special character for “assign entire amount to the first category”.</w:t>
+      </w:r>
+    </w:p>
+    <w:p>
+      <w:pPr>
+        <w:pStyle w:val="ListParagraph"/>
+        <w:numPr>
+          <w:ilvl w:val="0"/>
+          <w:numId w:val="1"/>
+        </w:numPr>
+      </w:pPr>
+      <w:r>
+        <w:t>As a user I would like the command line importer to immediately act when I enter a special character, and not make me hit enter.</w:t>
+      </w:r>
+    </w:p>
+    <w:p>
+      <w:pPr>
+        <w:pStyle w:val="ListParagraph"/>
+        <w:numPr>
+          <w:ilvl w:val="0"/>
+          <w:numId w:val="1"/>
+        </w:numPr>
+      </w:pPr>
+      <w:r>
+        <w:t>As a user I would like the command line importer to support a special character that means “edit the budget items assigned to this merchant”.</w:t>
+      </w:r>
+    </w:p>
+    <w:p>
+      <w:pPr>
+        <w:pStyle w:val="ListParagraph"/>
+        <w:numPr>
+          <w:ilvl w:val="0"/>
+          <w:numId w:val="1"/>
+        </w:numPr>
+      </w:pPr>
+      <w:r>
+        <w:t>Forecasting:  As a user I would like the option of including random unplanned events based upon my life situation (make, model, age and miles on my car for car repairs, medical bills, etc.) to see how they would affect my bank balance in “what if” scenarios.</w:t>
+      </w:r>
+    </w:p>
+    <w:p>
+      <w:pPr>
+        <w:pStyle w:val="ListParagraph"/>
+        <w:numPr>
+          <w:ilvl w:val="0"/>
+          <w:numId w:val="1"/>
+        </w:numPr>
+      </w:pPr>
+      <w:r>
+        <w:t xml:space="preserve">As a user I want a Variable Periodic occurring expense for haircuts, etc. that if it occurs outside the normal variance, it resets the day of the month that it occurs.  For </w:t>
+      </w:r>
       <w:proofErr w:type="gramStart"/>
       <w:r>
-        <w:t>.  Through</w:t>
+        <w:t>example</w:t>
       </w:r>
       <w:proofErr w:type="gramEnd"/>
       <w:r>
-        <w:t xml:space="preserve"> machine learning, the system should learn that gas purchases between 7 and 7:30 am go to the husband’s account and gas purchases between 7:30 and 8:00 at </w:t>
-      </w:r>
-      <w:r>
-        <w:t>that same</w:t>
-      </w:r>
-      <w:r>
-        <w:t xml:space="preserve"> gas station go to the wife.</w:t>
-      </w:r>
-    </w:p>
-    <w:p>
-      <w:pPr>
-        <w:pStyle w:val="ListParagraph"/>
-        <w:numPr>
-          <w:ilvl w:val="0"/>
-          <w:numId w:val="1"/>
-        </w:numPr>
-      </w:pPr>
-      <w:r>
-        <w:t>User Interface – The phone app should utilize push so that it is ready with updated data when you access it.  You don’t need to login and navigate to a register like an online banking app.</w:t>
-      </w:r>
-      <w:r>
-        <w:t xml:space="preserve">  It doesn’t even require a connection to the Internet to view the most recently received push notifications.</w:t>
-      </w:r>
-    </w:p>
-    <w:p>
-      <w:pPr>
-        <w:pStyle w:val="ListParagraph"/>
-        <w:numPr>
-          <w:ilvl w:val="0"/>
-          <w:numId w:val="1"/>
-        </w:numPr>
-      </w:pPr>
-      <w:r>
-        <w:t xml:space="preserve">User Interface – As a user I want to be able to swipe left and right to see my registers and virtual registers (envelopes). </w:t>
-      </w:r>
-    </w:p>
-    <w:p>
-      <w:pPr>
-        <w:pStyle w:val="ListParagraph"/>
-        <w:numPr>
-          <w:ilvl w:val="0"/>
-          <w:numId w:val="1"/>
-        </w:numPr>
-      </w:pPr>
-      <w:r>
-        <w:t>Reconciliation</w:t>
-      </w:r>
-    </w:p>
-    <w:p>
-      <w:pPr>
-        <w:pStyle w:val="ListParagraph"/>
-        <w:numPr>
-          <w:ilvl w:val="1"/>
-          <w:numId w:val="1"/>
-        </w:numPr>
-      </w:pPr>
-      <w:r>
-        <w:t>Add the following keywords to quit the reconciliation process:  quit, reset, restart</w:t>
-      </w:r>
-    </w:p>
-    <w:p>
-      <w:pPr>
-        <w:pStyle w:val="ListParagraph"/>
-        <w:numPr>
-          <w:ilvl w:val="1"/>
-          <w:numId w:val="1"/>
-        </w:numPr>
-      </w:pPr>
-      <w:r>
-        <w:t xml:space="preserve">Allow the user to </w:t>
-      </w:r>
-      <w:r>
-        <w:t>retry specifying an existing budget item if not found.</w:t>
-      </w:r>
-    </w:p>
-    <w:p>
-      <w:pPr>
-        <w:pStyle w:val="ListParagraph"/>
-        <w:numPr>
-          <w:ilvl w:val="1"/>
-          <w:numId w:val="1"/>
-        </w:numPr>
-      </w:pPr>
-      <w:r>
-        <w:t>Try the search string entered on the item to see if it works and if it doesn’t, warn the user and allow them to change it.,</w:t>
-      </w:r>
-    </w:p>
-    <w:p>
-      <w:pPr>
-        <w:pStyle w:val="ListParagraph"/>
-        <w:numPr>
-          <w:ilvl w:val="1"/>
-          <w:numId w:val="1"/>
-        </w:numPr>
-      </w:pPr>
-      <w:r>
-        <w:t xml:space="preserve">Send </w:t>
-      </w:r>
-      <w:r>
-        <w:t>this item to someone else for classification</w:t>
-      </w:r>
-    </w:p>
-    <w:p>
-      <w:pPr>
-        <w:pStyle w:val="ListParagraph"/>
-        <w:numPr>
-          <w:ilvl w:val="1"/>
-          <w:numId w:val="1"/>
-        </w:numPr>
-      </w:pPr>
-      <w:r>
-        <w:t>Warn the user if the transaction is recurring.</w:t>
-      </w:r>
-    </w:p>
-    <w:p>
-      <w:pPr>
-        <w:pStyle w:val="ListParagraph"/>
-        <w:numPr>
-          <w:ilvl w:val="1"/>
-          <w:numId w:val="1"/>
-        </w:numPr>
-      </w:pPr>
-      <w:r>
-        <w:t>Fix the repeated prompt line.</w:t>
-      </w:r>
-    </w:p>
-    <w:p>
-      <w:pPr>
-        <w:pStyle w:val="ListParagraph"/>
-        <w:numPr>
-          <w:ilvl w:val="1"/>
-          <w:numId w:val="1"/>
-        </w:numPr>
-      </w:pPr>
-      <w:r>
-        <w:t xml:space="preserve">Allow the user to </w:t>
-      </w:r>
-      <w:r>
-        <w:t>modify or</w:t>
-      </w:r>
-      <w:r>
-        <w:t xml:space="preserve"> replace an item.</w:t>
-      </w:r>
-    </w:p>
-    <w:p>
-      <w:pPr>
-        <w:pStyle w:val="ListParagraph"/>
-        <w:numPr>
-          <w:ilvl w:val="1"/>
-          <w:numId w:val="1"/>
-        </w:numPr>
-      </w:pPr>
-      <w:r>
-        <w:t>Incorporate the amount of the transaction into the matching algorithm.</w:t>
-      </w:r>
-    </w:p>
-    <w:p>
-      <w:pPr>
-        <w:pStyle w:val="ListParagraph"/>
-        <w:numPr>
-          <w:ilvl w:val="1"/>
-          <w:numId w:val="1"/>
-        </w:numPr>
-      </w:pPr>
-      <w:r>
-        <w:t>Incorporate the transaction type (semi-monthly) into the matching algorithm.</w:t>
-      </w:r>
-    </w:p>
-    <w:p>
-      <w:pPr>
-        <w:pStyle w:val="ListParagraph"/>
-        <w:numPr>
-          <w:ilvl w:val="1"/>
-          <w:numId w:val="1"/>
-        </w:numPr>
-      </w:pPr>
-      <w:r>
-        <w:t xml:space="preserve">Incorporate the </w:t>
-      </w:r>
-      <w:r>
-        <w:t>day-of-the-month into the matching algorithm.</w:t>
-      </w:r>
-    </w:p>
-    <w:p>
-      <w:pPr>
-        <w:pStyle w:val="ListParagraph"/>
-        <w:numPr>
-          <w:ilvl w:val="1"/>
-          <w:numId w:val="1"/>
-        </w:numPr>
-      </w:pPr>
-      <w:r>
-        <w:t>Save the import event (TODO).</w:t>
-      </w:r>
-    </w:p>
-    <w:p>
-      <w:pPr>
-        <w:pStyle w:val="ListParagraph"/>
-        <w:numPr>
-          <w:ilvl w:val="0"/>
-          <w:numId w:val="1"/>
-        </w:numPr>
-      </w:pPr>
-      <w:r>
-        <w:t>As a user I want there to be a “merchant table” that is crowd sourced and allows the system to automatically classify my transactions against industry standard classifications.</w:t>
-      </w:r>
-      <w:r>
-        <w:t xml:space="preserve">  Budget items should be linked to the merchant table.  Perhaps the transactions should also be able to be linked allowing for transactions that are “unbudgeted”.</w:t>
-      </w:r>
-    </w:p>
-    <w:p>
-      <w:pPr>
-        <w:pStyle w:val="ListParagraph"/>
-        <w:numPr>
-          <w:ilvl w:val="0"/>
-          <w:numId w:val="1"/>
-        </w:numPr>
-      </w:pPr>
-      <w:r>
-        <w:t>As a user I want the system to remind me to buy stuff on my lists when I get paid.</w:t>
-      </w:r>
-    </w:p>
-    <w:p>
-      <w:pPr>
-        <w:pStyle w:val="ListParagraph"/>
-        <w:numPr>
-          <w:ilvl w:val="0"/>
-          <w:numId w:val="1"/>
-        </w:numPr>
-      </w:pPr>
-      <w:r>
-        <w:t>As a user</w:t>
-      </w:r>
-      <w:r>
-        <w:t xml:space="preserve">, if the system tries to classify a transaction and it is not in my budget, or the merchant database, </w:t>
-      </w:r>
-      <w:r>
-        <w:t xml:space="preserve">I want the system to </w:t>
-      </w:r>
-      <w:r>
-        <w:t>google the name, or go to the website to figure out what kind of products they sell, and then automatically classify the transaction.</w:t>
-      </w:r>
-    </w:p>
-    <w:p>
-      <w:pPr>
-        <w:pStyle w:val="ListParagraph"/>
-        <w:numPr>
-          <w:ilvl w:val="0"/>
-          <w:numId w:val="1"/>
-        </w:numPr>
-      </w:pPr>
-      <w:r>
-        <w:t>From Danielle:  Notification of a price reduction for an item on your list of items you want to buy.</w:t>
-      </w:r>
-    </w:p>
-    <w:p>
-      <w:pPr>
-        <w:pStyle w:val="ListParagraph"/>
-        <w:numPr>
-          <w:ilvl w:val="0"/>
-          <w:numId w:val="1"/>
-        </w:numPr>
-      </w:pPr>
-      <w:r>
-        <w:t>Could this app kind of be an alternative to Amazon, e.g. direct sales?</w:t>
-      </w:r>
-    </w:p>
-    <w:p>
-      <w:pPr>
-        <w:pStyle w:val="ListParagraph"/>
-        <w:numPr>
-          <w:ilvl w:val="0"/>
-          <w:numId w:val="1"/>
-        </w:numPr>
-      </w:pPr>
-      <w:r>
-        <w:lastRenderedPageBreak/>
-        <w:t xml:space="preserve">As a user I would like the command line importer to use the special characters on top of the number keys to assign the entire amount to a single category in the list (shift-1, which </w:t>
+        <w:t xml:space="preserve"> if I get my haircut every 3 weeks and I end up going 5 weeks before getting a haircut, I don’t want to get another haircut next week.  I want the system to reset the next date to 3 weeks after the previous date.</w:t>
+      </w:r>
+    </w:p>
+    <w:p>
+      <w:pPr>
+        <w:pStyle w:val="ListParagraph"/>
+        <w:numPr>
+          <w:ilvl w:val="0"/>
+          <w:numId w:val="1"/>
+        </w:numPr>
+      </w:pPr>
+      <w:r>
+        <w:t>As a user I want the system to give me reminders and encouraging messages throughout the day like the Apple watch Activity Tracker app.</w:t>
+      </w:r>
+    </w:p>
+    <w:p>
+      <w:pPr>
+        <w:pStyle w:val="ListParagraph"/>
+        <w:numPr>
+          <w:ilvl w:val="0"/>
+          <w:numId w:val="1"/>
+        </w:numPr>
+      </w:pPr>
+      <w:r>
+        <w:t>As a user I want to be able to assign multiple periods to a budget item.  For example, so much per week for groceries, plus a once a month trip to Costco.  Or Dining Out occurs on three different budgetary cycles:  1. So much per week, 2. A family dinner once a month on the 1</w:t>
+      </w:r>
+      <w:r>
+        <w:rPr>
+          <w:vertAlign w:val="superscript"/>
+        </w:rPr>
+        <w:t>st</w:t>
+      </w:r>
+      <w:r>
+        <w:t xml:space="preserve"> (when I get paid), 3. Weekdays I spend $15/day for lunch at work.</w:t>
+      </w:r>
+    </w:p>
+    <w:p>
+      <w:pPr>
+        <w:pStyle w:val="ListParagraph"/>
+        <w:numPr>
+          <w:ilvl w:val="0"/>
+          <w:numId w:val="1"/>
+        </w:numPr>
+      </w:pPr>
+      <w:r>
+        <w:t>As a user I would like the concept of a “shopping trip” as a forecast item.  I want to go “shopping” at the mall, or Costco on the 1</w:t>
+      </w:r>
+      <w:r>
+        <w:rPr>
+          <w:vertAlign w:val="superscript"/>
+        </w:rPr>
+        <w:t>st</w:t>
+      </w:r>
+      <w:r>
+        <w:t xml:space="preserve"> of every month and spend $400.  I don’t know what budget items I will spend what amount of money on apriori.</w:t>
+      </w:r>
+    </w:p>
+    <w:p>
+      <w:pPr>
+        <w:pStyle w:val="ListParagraph"/>
+        <w:numPr>
+          <w:ilvl w:val="0"/>
+          <w:numId w:val="1"/>
+        </w:numPr>
+      </w:pPr>
+      <w:r>
+        <w:t xml:space="preserve">As a user I want to be able to load up some of my envelopes when I get a chunk of money.  For </w:t>
       </w:r>
       <w:proofErr w:type="gramStart"/>
       <w:r>
-        <w:t>is !</w:t>
+        <w:t>example</w:t>
       </w:r>
       <w:proofErr w:type="gramEnd"/>
       <w:r>
-        <w:t>, becomes the special character for “assign entire amount to the first category”.</w:t>
-      </w:r>
-    </w:p>
-    <w:p>
-      <w:pPr>
-        <w:pStyle w:val="ListParagraph"/>
-        <w:numPr>
-          <w:ilvl w:val="0"/>
-          <w:numId w:val="1"/>
-        </w:numPr>
-      </w:pPr>
-      <w:r>
-        <w:t>As a user I would like the command line importer to immediately act when I enter a special character, and not make me hit enter.</w:t>
-      </w:r>
-    </w:p>
-    <w:p>
-      <w:pPr>
-        <w:pStyle w:val="ListParagraph"/>
-        <w:numPr>
-          <w:ilvl w:val="0"/>
-          <w:numId w:val="1"/>
-        </w:numPr>
-      </w:pPr>
-      <w:r>
-        <w:t>As a user I would like the command line importer to support a special character that means “edit the budget items assigned to this merchant”.</w:t>
-      </w:r>
-    </w:p>
-    <w:p>
-      <w:pPr>
-        <w:pStyle w:val="ListParagraph"/>
-        <w:numPr>
-          <w:ilvl w:val="0"/>
-          <w:numId w:val="1"/>
-        </w:numPr>
-      </w:pPr>
+        <w:t xml:space="preserve"> if I get a $5,000 tax return, I want to put $4,000 of it towards vacation and $1,000 towards home improvements.</w:t>
+      </w:r>
+    </w:p>
+    <w:p>
+      <w:pPr>
+        <w:pStyle w:val="ListParagraph"/>
+        <w:numPr>
+          <w:ilvl w:val="0"/>
+          <w:numId w:val="1"/>
+        </w:numPr>
+      </w:pPr>
+      <w:r>
+        <w:t xml:space="preserve">As a user I want budget items like “Justin’s clothes” to appear under multiple categories.  For </w:t>
+      </w:r>
+      <w:proofErr w:type="gramStart"/>
+      <w:r>
+        <w:t>example</w:t>
+      </w:r>
+      <w:proofErr w:type="gramEnd"/>
+      <w:r>
+        <w:t xml:space="preserve"> “Children” and “Clothing”.</w:t>
+      </w:r>
+    </w:p>
+    <w:p>
+      <w:pPr>
+        <w:pStyle w:val="ListParagraph"/>
+        <w:numPr>
+          <w:ilvl w:val="0"/>
+          <w:numId w:val="1"/>
+        </w:numPr>
+      </w:pPr>
+      <w:r>
+        <w:t xml:space="preserve">As a user I would like the system to try to </w:t>
+      </w:r>
+      <w:r>
+        <w:t xml:space="preserve">match transaction payees to merchants and merchants to budget items.  For </w:t>
+      </w:r>
+      <w:proofErr w:type="gramStart"/>
+      <w:r>
+        <w:t>example</w:t>
+      </w:r>
+      <w:proofErr w:type="gramEnd"/>
+      <w:r>
+        <w:t xml:space="preserve"> a transaction payee of DROPBOX could automatically match to Dropbox.com and budget item Online Services – Dropbox.</w:t>
+      </w:r>
+    </w:p>
+    <w:p>
+      <w:pPr>
+        <w:pStyle w:val="ListParagraph"/>
+        <w:numPr>
+          <w:ilvl w:val="0"/>
+          <w:numId w:val="1"/>
+        </w:numPr>
+      </w:pPr>
+      <w:r>
+        <w:t>As a user I would like to be able to add a “memo” to a transaction while importing or reconciling.</w:t>
+      </w:r>
+    </w:p>
+    <w:p>
+      <w:pPr>
+        <w:pStyle w:val="ListParagraph"/>
+        <w:numPr>
+          <w:ilvl w:val="0"/>
+          <w:numId w:val="1"/>
+        </w:numPr>
+      </w:pPr>
+      <w:r>
+        <w:t>As a user I would like the App to use the memo’s that I enter when doing online banking to help classify and reconcile transactions.</w:t>
+      </w:r>
+    </w:p>
+    <w:p>
+      <w:pPr>
+        <w:pStyle w:val="ListParagraph"/>
+        <w:numPr>
+          <w:ilvl w:val="0"/>
+          <w:numId w:val="1"/>
+        </w:numPr>
+      </w:pPr>
+      <w:r>
+        <w:t xml:space="preserve">As a user, when entering a </w:t>
+      </w:r>
+      <w:proofErr w:type="gramStart"/>
+      <w:r>
+        <w:t>category</w:t>
+      </w:r>
+      <w:proofErr w:type="gramEnd"/>
+      <w:r>
+        <w:t xml:space="preserve"> I would like to enter only the first few letters.</w:t>
+      </w:r>
+    </w:p>
+    <w:p>
+      <w:pPr>
+        <w:pStyle w:val="ListParagraph"/>
+        <w:numPr>
+          <w:ilvl w:val="0"/>
+          <w:numId w:val="1"/>
+        </w:numPr>
+      </w:pPr>
+      <w:r>
+        <w:t>As a user I would like the concept of one-time categories.  For example, Fandango sells movie tickets so they are usually entertainment, but I might buy someone movie tickets for a gift.  I don’t want to be asked every time I buy tickets if it was a gift though.</w:t>
+      </w:r>
       <w:bookmarkStart w:id="0" w:name="_GoBack"/>
       <w:bookmarkEnd w:id="0"/>
       <w:r>
@@ -2686,7 +2861,7 @@
 </file>
 
 <file path=customXml/itemProps1.xml><?xml version="1.0" encoding="utf-8"?>
-<ds:datastoreItem xmlns:ds="http://schemas.openxmlformats.org/officeDocument/2006/customXml" ds:itemID="{DA8F82FF-0BA6-4EEC-AF13-AA37D2E4ECF5}">
+<ds:datastoreItem xmlns:ds="http://schemas.openxmlformats.org/officeDocument/2006/customXml" ds:itemID="{98994DC2-D8AB-4B73-B184-2D75199412BE}">
   <ds:schemaRefs>
     <ds:schemaRef ds:uri="http://schemas.openxmlformats.org/officeDocument/2006/bibliography"/>
   </ds:schemaRefs>

--- a/Iterations and Stories.docx
+++ b/Iterations and Stories.docx
@@ -1239,6 +1239,9 @@
       <w:r>
         <w:t xml:space="preserve"> I would like to enter only the first few letters.</w:t>
       </w:r>
+      <w:r>
+        <w:t xml:space="preserve">  </w:t>
+      </w:r>
     </w:p>
     <w:p>
       <w:pPr>
@@ -1250,22 +1253,30 @@
       </w:pPr>
       <w:r>
         <w:t>As a user I would like the concept of one-time categories.  For example, Fandango sells movie tickets so they are usually entertainment, but I might buy someone movie tickets for a gift.  I don’t want to be asked every time I buy tickets if it was a gift though.</w:t>
+      </w:r>
+      <w:r>
+        <w:t xml:space="preserve">  </w:t>
+      </w:r>
+    </w:p>
+    <w:p>
+      <w:pPr>
+        <w:pStyle w:val="ListParagraph"/>
+        <w:numPr>
+          <w:ilvl w:val="0"/>
+          <w:numId w:val="1"/>
+        </w:numPr>
+      </w:pPr>
+      <w:r>
+        <w:t>As a user I would like the system to commit my forecast at the beginning of every month so that I can refer back to it and trend analysis can be performed on it.</w:t>
+      </w:r>
+      <w:r>
+        <w:t xml:space="preserve">  The current forecast should also then be extended one month, or perhaps regenerated entirely</w:t>
       </w:r>
       <w:bookmarkStart w:id="0" w:name="_GoBack"/>
       <w:bookmarkEnd w:id="0"/>
       <w:r>
-        <w:br/>
-      </w:r>
-    </w:p>
-    <w:p>
-      <w:pPr>
-        <w:rPr>
-          <w:rFonts w:asciiTheme="majorHAnsi" w:eastAsiaTheme="majorEastAsia" w:hAnsiTheme="majorHAnsi" w:cstheme="majorBidi"/>
-          <w:color w:val="2F5496" w:themeColor="accent1" w:themeShade="BF"/>
-          <w:sz w:val="32"/>
-          <w:szCs w:val="32"/>
-        </w:rPr>
-      </w:pPr>
+        <w:t>.</w:t>
+      </w:r>
       <w:r>
         <w:br w:type="page"/>
       </w:r>
@@ -2861,7 +2872,7 @@
 </file>
 
 <file path=customXml/itemProps1.xml><?xml version="1.0" encoding="utf-8"?>
-<ds:datastoreItem xmlns:ds="http://schemas.openxmlformats.org/officeDocument/2006/customXml" ds:itemID="{98994DC2-D8AB-4B73-B184-2D75199412BE}">
+<ds:datastoreItem xmlns:ds="http://schemas.openxmlformats.org/officeDocument/2006/customXml" ds:itemID="{F32CCC20-2F33-42EA-BB15-859044F746FC}">
   <ds:schemaRefs>
     <ds:schemaRef ds:uri="http://schemas.openxmlformats.org/officeDocument/2006/bibliography"/>
   </ds:schemaRefs>

--- a/Iterations and Stories.docx
+++ b/Iterations and Stories.docx
@@ -729,15 +729,7 @@
       </w:r>
       <w:proofErr w:type="gramEnd"/>
       <w:r>
-        <w:t xml:space="preserve"> envelope should get which gas purchases?  Say the husband and wife both work and the husband </w:t>
-      </w:r>
-      <w:proofErr w:type="gramStart"/>
-      <w:r>
-        <w:t>leaves</w:t>
-      </w:r>
-      <w:proofErr w:type="gramEnd"/>
-      <w:r>
-        <w:t xml:space="preserve"> at 7 and the wife leaves at </w:t>
+        <w:t xml:space="preserve"> envelope should get which gas purchases?  Say the husband and wife both work and the husband leaves at 7 and the wife leaves at </w:t>
       </w:r>
       <w:r>
         <w:t>7:30</w:t>
@@ -1270,13 +1262,23 @@
         <w:t>As a user I would like the system to commit my forecast at the beginning of every month so that I can refer back to it and trend analysis can be performed on it.</w:t>
       </w:r>
       <w:r>
-        <w:t xml:space="preserve">  The current forecast should also then be extended one month, or perhaps regenerated entirely</w:t>
+        <w:t xml:space="preserve">  The current forecast should also then be extended one month, or perhaps regenerated entirely.</w:t>
+      </w:r>
+    </w:p>
+    <w:p>
+      <w:pPr>
+        <w:pStyle w:val="ListParagraph"/>
+        <w:numPr>
+          <w:ilvl w:val="0"/>
+          <w:numId w:val="1"/>
+        </w:numPr>
+      </w:pPr>
+      <w:r>
+        <w:lastRenderedPageBreak/>
+        <w:t>As a DevOps engineer, I would like to have a feature that automatically prunes the forecasts and transaction registers.  It should archive the pruned transactions to the file system.</w:t>
       </w:r>
       <w:bookmarkStart w:id="0" w:name="_GoBack"/>
       <w:bookmarkEnd w:id="0"/>
-      <w:r>
-        <w:t>.</w:t>
-      </w:r>
       <w:r>
         <w:br w:type="page"/>
       </w:r>
@@ -2046,7 +2048,7 @@
       </w:pPr>
     </w:pPrDefault>
   </w:docDefaults>
-  <w:latentStyles w:defLockedState="0" w:defUIPriority="99" w:defSemiHidden="0" w:defUnhideWhenUsed="0" w:defQFormat="0" w:count="375">
+  <w:latentStyles w:defLockedState="0" w:defUIPriority="99" w:defSemiHidden="0" w:defUnhideWhenUsed="0" w:defQFormat="0" w:count="377">
     <w:lsdException w:name="Normal" w:uiPriority="0" w:qFormat="1"/>
     <w:lsdException w:name="heading 1" w:uiPriority="9" w:qFormat="1"/>
     <w:lsdException w:name="heading 2" w:semiHidden="1" w:uiPriority="9" w:unhideWhenUsed="1" w:qFormat="1"/>
@@ -2152,7 +2154,6 @@
     <w:lsdException w:name="HTML Sample" w:semiHidden="1" w:unhideWhenUsed="1"/>
     <w:lsdException w:name="HTML Typewriter" w:semiHidden="1" w:unhideWhenUsed="1"/>
     <w:lsdException w:name="HTML Variable" w:semiHidden="1" w:unhideWhenUsed="1"/>
-    <w:lsdException w:name="Normal Table" w:semiHidden="1" w:unhideWhenUsed="1"/>
     <w:lsdException w:name="annotation subject" w:semiHidden="1" w:unhideWhenUsed="1"/>
     <w:lsdException w:name="No List" w:semiHidden="1" w:unhideWhenUsed="1"/>
     <w:lsdException w:name="Outline List 1" w:semiHidden="1" w:unhideWhenUsed="1"/>
@@ -2198,11 +2199,9 @@
     <w:lsdException w:name="Table Subtle 1" w:semiHidden="1" w:unhideWhenUsed="1"/>
     <w:lsdException w:name="Table Subtle 2" w:semiHidden="1" w:unhideWhenUsed="1"/>
     <w:lsdException w:name="Table Web 1" w:semiHidden="1" w:unhideWhenUsed="1"/>
-    <w:lsdException w:name="Table Web 2" w:semiHidden="1" w:unhideWhenUsed="1"/>
     <w:lsdException w:name="Table Web 3" w:semiHidden="1" w:unhideWhenUsed="1"/>
     <w:lsdException w:name="Balloon Text" w:semiHidden="1" w:unhideWhenUsed="1"/>
     <w:lsdException w:name="Table Grid" w:uiPriority="39"/>
-    <w:lsdException w:name="Table Theme" w:semiHidden="1" w:unhideWhenUsed="1"/>
     <w:lsdException w:name="Placeholder Text" w:semiHidden="1"/>
     <w:lsdException w:name="No Spacing" w:uiPriority="1" w:qFormat="1"/>
     <w:lsdException w:name="Light Shading" w:uiPriority="60"/>
@@ -2422,6 +2421,8 @@
     <w:lsdException w:name="Smart Hyperlink" w:semiHidden="1" w:unhideWhenUsed="1"/>
     <w:lsdException w:name="Hashtag" w:semiHidden="1" w:unhideWhenUsed="1"/>
     <w:lsdException w:name="Unresolved Mention" w:semiHidden="1" w:unhideWhenUsed="1"/>
+    <w:lsdException w:name="Smart Link" w:semiHidden="1" w:unhideWhenUsed="1"/>
+    <w:lsdException w:name="Smart Link Error" w:semiHidden="1" w:unhideWhenUsed="1"/>
   </w:latentStyles>
   <w:style w:type="paragraph" w:default="1" w:styleId="Normal">
     <w:name w:val="Normal"/>
@@ -2872,7 +2873,7 @@
 </file>
 
 <file path=customXml/itemProps1.xml><?xml version="1.0" encoding="utf-8"?>
-<ds:datastoreItem xmlns:ds="http://schemas.openxmlformats.org/officeDocument/2006/customXml" ds:itemID="{F32CCC20-2F33-42EA-BB15-859044F746FC}">
+<ds:datastoreItem xmlns:ds="http://schemas.openxmlformats.org/officeDocument/2006/customXml" ds:itemID="{09DEAD8C-05E2-476E-9449-ACE1DBC13BE4}">
   <ds:schemaRefs>
     <ds:schemaRef ds:uri="http://schemas.openxmlformats.org/officeDocument/2006/bibliography"/>
   </ds:schemaRefs>

--- a/Iterations and Stories.docx
+++ b/Iterations and Stories.docx
@@ -466,15 +466,7 @@
         </w:numPr>
       </w:pPr>
       <w:r>
-        <w:t xml:space="preserve">What would be really cool is to take a picture of what you are </w:t>
-      </w:r>
-      <w:proofErr w:type="gramStart"/>
-      <w:r>
-        <w:t>eating</w:t>
-      </w:r>
-      <w:proofErr w:type="gramEnd"/>
-      <w:r>
-        <w:t xml:space="preserve"> and have it automatically added to your food log.</w:t>
+        <w:t>What would be really cool is to take a picture of what you are eating and have it automatically added to your food log.</w:t>
       </w:r>
     </w:p>
     <w:p>
@@ -1276,6 +1268,18 @@
       <w:r>
         <w:lastRenderedPageBreak/>
         <w:t>As a DevOps engineer, I would like to have a feature that automatically prunes the forecasts and transaction registers.  It should archive the pruned transactions to the file system.</w:t>
+      </w:r>
+    </w:p>
+    <w:p>
+      <w:pPr>
+        <w:pStyle w:val="ListParagraph"/>
+        <w:numPr>
+          <w:ilvl w:val="0"/>
+          <w:numId w:val="1"/>
+        </w:numPr>
+      </w:pPr>
+      <w:r>
+        <w:t xml:space="preserve"> In the case of an envelope, the system should automatically divide the remaining amount required for an envelope by the time till the next occurrence of the envelope transaction in the forecast and create synthetic savings transactions for it.</w:t>
       </w:r>
       <w:bookmarkStart w:id="0" w:name="_GoBack"/>
       <w:bookmarkEnd w:id="0"/>
@@ -2048,7 +2052,7 @@
       </w:pPr>
     </w:pPrDefault>
   </w:docDefaults>
-  <w:latentStyles w:defLockedState="0" w:defUIPriority="99" w:defSemiHidden="0" w:defUnhideWhenUsed="0" w:defQFormat="0" w:count="377">
+  <w:latentStyles w:defLockedState="0" w:defUIPriority="99" w:defSemiHidden="0" w:defUnhideWhenUsed="0" w:defQFormat="0" w:count="376">
     <w:lsdException w:name="Normal" w:uiPriority="0" w:qFormat="1"/>
     <w:lsdException w:name="heading 1" w:uiPriority="9" w:qFormat="1"/>
     <w:lsdException w:name="heading 2" w:semiHidden="1" w:uiPriority="9" w:unhideWhenUsed="1" w:qFormat="1"/>
@@ -2154,6 +2158,7 @@
     <w:lsdException w:name="HTML Sample" w:semiHidden="1" w:unhideWhenUsed="1"/>
     <w:lsdException w:name="HTML Typewriter" w:semiHidden="1" w:unhideWhenUsed="1"/>
     <w:lsdException w:name="HTML Variable" w:semiHidden="1" w:unhideWhenUsed="1"/>
+    <w:lsdException w:name="Normal Table" w:semiHidden="1" w:unhideWhenUsed="1"/>
     <w:lsdException w:name="annotation subject" w:semiHidden="1" w:unhideWhenUsed="1"/>
     <w:lsdException w:name="No List" w:semiHidden="1" w:unhideWhenUsed="1"/>
     <w:lsdException w:name="Outline List 1" w:semiHidden="1" w:unhideWhenUsed="1"/>
@@ -2199,9 +2204,11 @@
     <w:lsdException w:name="Table Subtle 1" w:semiHidden="1" w:unhideWhenUsed="1"/>
     <w:lsdException w:name="Table Subtle 2" w:semiHidden="1" w:unhideWhenUsed="1"/>
     <w:lsdException w:name="Table Web 1" w:semiHidden="1" w:unhideWhenUsed="1"/>
+    <w:lsdException w:name="Table Web 2" w:semiHidden="1" w:unhideWhenUsed="1"/>
     <w:lsdException w:name="Table Web 3" w:semiHidden="1" w:unhideWhenUsed="1"/>
     <w:lsdException w:name="Balloon Text" w:semiHidden="1" w:unhideWhenUsed="1"/>
     <w:lsdException w:name="Table Grid" w:uiPriority="39"/>
+    <w:lsdException w:name="Table Theme" w:semiHidden="1" w:unhideWhenUsed="1"/>
     <w:lsdException w:name="Placeholder Text" w:semiHidden="1"/>
     <w:lsdException w:name="No Spacing" w:uiPriority="1" w:qFormat="1"/>
     <w:lsdException w:name="Light Shading" w:uiPriority="60"/>
@@ -2422,7 +2429,6 @@
     <w:lsdException w:name="Hashtag" w:semiHidden="1" w:unhideWhenUsed="1"/>
     <w:lsdException w:name="Unresolved Mention" w:semiHidden="1" w:unhideWhenUsed="1"/>
     <w:lsdException w:name="Smart Link" w:semiHidden="1" w:unhideWhenUsed="1"/>
-    <w:lsdException w:name="Smart Link Error" w:semiHidden="1" w:unhideWhenUsed="1"/>
   </w:latentStyles>
   <w:style w:type="paragraph" w:default="1" w:styleId="Normal">
     <w:name w:val="Normal"/>
@@ -2873,7 +2879,7 @@
 </file>
 
 <file path=customXml/itemProps1.xml><?xml version="1.0" encoding="utf-8"?>
-<ds:datastoreItem xmlns:ds="http://schemas.openxmlformats.org/officeDocument/2006/customXml" ds:itemID="{09DEAD8C-05E2-476E-9449-ACE1DBC13BE4}">
+<ds:datastoreItem xmlns:ds="http://schemas.openxmlformats.org/officeDocument/2006/customXml" ds:itemID="{48C17179-D77B-4B0E-8FC5-4617DA717DC9}">
   <ds:schemaRefs>
     <ds:schemaRef ds:uri="http://schemas.openxmlformats.org/officeDocument/2006/bibliography"/>
   </ds:schemaRefs>

--- a/Iterations and Stories.docx
+++ b/Iterations and Stories.docx
@@ -1,6 +1,6 @@
 
 <file path=word/document.xml><?xml version="1.0" encoding="utf-8"?>
-<w:document xmlns:wpc="http://schemas.microsoft.com/office/word/2010/wordprocessingCanvas" xmlns:cx="http://schemas.microsoft.com/office/drawing/2014/chartex" xmlns:cx1="http://schemas.microsoft.com/office/drawing/2015/9/8/chartex" xmlns:cx2="http://schemas.microsoft.com/office/drawing/2015/10/21/chartex" xmlns:cx3="http://schemas.microsoft.com/office/drawing/2016/5/9/chartex" xmlns:cx4="http://schemas.microsoft.com/office/drawing/2016/5/10/chartex" xmlns:cx5="http://schemas.microsoft.com/office/drawing/2016/5/11/chartex" xmlns:cx6="http://schemas.microsoft.com/office/drawing/2016/5/12/chartex" xmlns:cx7="http://schemas.microsoft.com/office/drawing/2016/5/13/chartex" xmlns:cx8="http://schemas.microsoft.com/office/drawing/2016/5/14/chartex" xmlns:mc="http://schemas.openxmlformats.org/markup-compatibility/2006" xmlns:aink="http://schemas.microsoft.com/office/drawing/2016/ink" xmlns:am3d="http://schemas.microsoft.com/office/drawing/2017/model3d" xmlns:o="urn:schemas-microsoft-com:office:office" xmlns:r="http://schemas.openxmlformats.org/officeDocument/2006/relationships" xmlns:m="http://schemas.openxmlformats.org/officeDocument/2006/math" xmlns:v="urn:schemas-microsoft-com:vml" xmlns:wp14="http://schemas.microsoft.com/office/word/2010/wordprocessingDrawing" xmlns:wp="http://schemas.openxmlformats.org/drawingml/2006/wordprocessingDrawing" xmlns:w10="urn:schemas-microsoft-com:office:word" xmlns:w="http://schemas.openxmlformats.org/wordprocessingml/2006/main" xmlns:w14="http://schemas.microsoft.com/office/word/2010/wordml" xmlns:w15="http://schemas.microsoft.com/office/word/2012/wordml" xmlns:w16cid="http://schemas.microsoft.com/office/word/2016/wordml/cid" xmlns:w16se="http://schemas.microsoft.com/office/word/2015/wordml/symex" xmlns:wpg="http://schemas.microsoft.com/office/word/2010/wordprocessingGroup" xmlns:wpi="http://schemas.microsoft.com/office/word/2010/wordprocessingInk" xmlns:wne="http://schemas.microsoft.com/office/word/2006/wordml" xmlns:wps="http://schemas.microsoft.com/office/word/2010/wordprocessingShape" mc:Ignorable="w14 w15 w16se w16cid wp14">
+<w:document xmlns:wpc="http://schemas.microsoft.com/office/word/2010/wordprocessingCanvas" xmlns:cx="http://schemas.microsoft.com/office/drawing/2014/chartex" xmlns:cx1="http://schemas.microsoft.com/office/drawing/2015/9/8/chartex" xmlns:cx2="http://schemas.microsoft.com/office/drawing/2015/10/21/chartex" xmlns:cx3="http://schemas.microsoft.com/office/drawing/2016/5/9/chartex" xmlns:cx4="http://schemas.microsoft.com/office/drawing/2016/5/10/chartex" xmlns:cx5="http://schemas.microsoft.com/office/drawing/2016/5/11/chartex" xmlns:cx6="http://schemas.microsoft.com/office/drawing/2016/5/12/chartex" xmlns:cx7="http://schemas.microsoft.com/office/drawing/2016/5/13/chartex" xmlns:cx8="http://schemas.microsoft.com/office/drawing/2016/5/14/chartex" xmlns:mc="http://schemas.openxmlformats.org/markup-compatibility/2006" xmlns:aink="http://schemas.microsoft.com/office/drawing/2016/ink" xmlns:am3d="http://schemas.microsoft.com/office/drawing/2017/model3d" xmlns:o="urn:schemas-microsoft-com:office:office" xmlns:r="http://schemas.openxmlformats.org/officeDocument/2006/relationships" xmlns:m="http://schemas.openxmlformats.org/officeDocument/2006/math" xmlns:v="urn:schemas-microsoft-com:vml" xmlns:wp14="http://schemas.microsoft.com/office/word/2010/wordprocessingDrawing" xmlns:wp="http://schemas.openxmlformats.org/drawingml/2006/wordprocessingDrawing" xmlns:w10="urn:schemas-microsoft-com:office:word" xmlns:w="http://schemas.openxmlformats.org/wordprocessingml/2006/main" xmlns:w14="http://schemas.microsoft.com/office/word/2010/wordml" xmlns:w15="http://schemas.microsoft.com/office/word/2012/wordml" xmlns:w16cex="http://schemas.microsoft.com/office/word/2018/wordml/cex" xmlns:w16cid="http://schemas.microsoft.com/office/word/2016/wordml/cid" xmlns:w16="http://schemas.microsoft.com/office/word/2018/wordml" xmlns:w16sdtdh="http://schemas.microsoft.com/office/word/2020/wordml/sdtdatahash" xmlns:w16se="http://schemas.microsoft.com/office/word/2015/wordml/symex" xmlns:wpg="http://schemas.microsoft.com/office/word/2010/wordprocessingGroup" xmlns:wpi="http://schemas.microsoft.com/office/word/2010/wordprocessingInk" xmlns:wne="http://schemas.microsoft.com/office/word/2006/wordml" xmlns:wps="http://schemas.microsoft.com/office/word/2010/wordprocessingShape" mc:Ignorable="w14 w15 w16se w16cid w16 w16cex w16sdtdh wp14">
   <w:body>
     <w:p>
       <w:pPr>
@@ -187,15 +187,15 @@
         </w:numPr>
       </w:pPr>
       <w:r>
-        <w:t xml:space="preserve"> Budgeting:  As a user I want the system to </w:t>
+        <w:t xml:space="preserve"> Budgeting:  As a user I want the system to take into account my personality, </w:t>
       </w:r>
       <w:proofErr w:type="gramStart"/>
       <w:r>
-        <w:t>take into account</w:t>
+        <w:t>e.g.</w:t>
       </w:r>
       <w:proofErr w:type="gramEnd"/>
       <w:r>
-        <w:t xml:space="preserve"> my personality, e.g. am I a DIY kind of person, or pay someone for everything.</w:t>
+        <w:t xml:space="preserve"> am I a DIY kind of person, or pay someone for everything.</w:t>
       </w:r>
     </w:p>
     <w:p>
@@ -1114,7 +1114,15 @@
         <w:t>st</w:t>
       </w:r>
       <w:r>
-        <w:t xml:space="preserve"> of every month and spend $400.  I don’t know what budget items I will spend what amount of money on apriori.</w:t>
+        <w:t xml:space="preserve"> of every month and spend $400.  I don’t know what budget items I will spend what amount of money on </w:t>
+      </w:r>
+      <w:proofErr w:type="spellStart"/>
+      <w:r>
+        <w:t>apriori</w:t>
+      </w:r>
+      <w:proofErr w:type="spellEnd"/>
+      <w:r>
+        <w:t>.</w:t>
       </w:r>
     </w:p>
     <w:p>
@@ -1281,8 +1289,6 @@
       <w:r>
         <w:t xml:space="preserve"> In the case of an envelope, the system should automatically divide the remaining amount required for an envelope by the time till the next occurrence of the envelope transaction in the forecast and create synthetic savings transactions for it.</w:t>
       </w:r>
-      <w:bookmarkStart w:id="0" w:name="_GoBack"/>
-      <w:bookmarkEnd w:id="0"/>
       <w:r>
         <w:br w:type="page"/>
       </w:r>
@@ -1748,6 +1754,82 @@
     <w:p>
       <w:r>
         <w:t>Auto, home mortgage, home improvement, reverse mortgages</w:t>
+      </w:r>
+    </w:p>
+    <w:p/>
+    <w:p>
+      <w:pPr>
+        <w:pStyle w:val="Heading1"/>
+      </w:pPr>
+      <w:r>
+        <w:t>Concepts</w:t>
+      </w:r>
+    </w:p>
+    <w:p>
+      <w:r>
+        <w:t>How</w:t>
+      </w:r>
+      <w:r>
+        <w:t xml:space="preserve"> </w:t>
+      </w:r>
+      <w:r>
+        <w:t>Occurs:</w:t>
+      </w:r>
+    </w:p>
+    <w:p>
+      <w:pPr>
+        <w:pStyle w:val="ListParagraph"/>
+        <w:numPr>
+          <w:ilvl w:val="0"/>
+          <w:numId w:val="4"/>
+        </w:numPr>
+      </w:pPr>
+      <w:r>
+        <w:t xml:space="preserve">Collection category:  </w:t>
+      </w:r>
+    </w:p>
+    <w:p>
+      <w:pPr>
+        <w:pStyle w:val="ListParagraph"/>
+        <w:numPr>
+          <w:ilvl w:val="1"/>
+          <w:numId w:val="4"/>
+        </w:numPr>
+      </w:pPr>
+      <w:r>
+        <w:t>Set aside the money and then chip away at it with many transactions.</w:t>
+      </w:r>
+    </w:p>
+    <w:p>
+      <w:pPr>
+        <w:pStyle w:val="ListParagraph"/>
+        <w:numPr>
+          <w:ilvl w:val="0"/>
+          <w:numId w:val="4"/>
+        </w:numPr>
+      </w:pPr>
+      <w:r>
+        <w:t>Envelope</w:t>
+      </w:r>
+    </w:p>
+    <w:p>
+      <w:pPr>
+        <w:pStyle w:val="ListParagraph"/>
+        <w:numPr>
+          <w:ilvl w:val="1"/>
+          <w:numId w:val="4"/>
+        </w:numPr>
+      </w:pPr>
+      <w:r>
+        <w:t xml:space="preserve">Set aside money periodically, then spend it </w:t>
+      </w:r>
+      <w:proofErr w:type="gramStart"/>
+      <w:r>
+        <w:t>In</w:t>
+      </w:r>
+      <w:proofErr w:type="gramEnd"/>
+      <w:r>
+        <w:t xml:space="preserve"> a single transaction (car maintenance) or a flurry of closely spaced transactions (a vacation, or Christmas).</w:t>
       </w:r>
     </w:p>
     <w:p/>
@@ -1764,7 +1846,7 @@
 </file>
 
 <file path=word/numbering.xml><?xml version="1.0" encoding="utf-8"?>
-<w:numbering xmlns:wpc="http://schemas.microsoft.com/office/word/2010/wordprocessingCanvas" xmlns:cx="http://schemas.microsoft.com/office/drawing/2014/chartex" xmlns:cx1="http://schemas.microsoft.com/office/drawing/2015/9/8/chartex" xmlns:cx2="http://schemas.microsoft.com/office/drawing/2015/10/21/chartex" xmlns:cx3="http://schemas.microsoft.com/office/drawing/2016/5/9/chartex" xmlns:cx4="http://schemas.microsoft.com/office/drawing/2016/5/10/chartex" xmlns:cx5="http://schemas.microsoft.com/office/drawing/2016/5/11/chartex" xmlns:cx6="http://schemas.microsoft.com/office/drawing/2016/5/12/chartex" xmlns:cx7="http://schemas.microsoft.com/office/drawing/2016/5/13/chartex" xmlns:cx8="http://schemas.microsoft.com/office/drawing/2016/5/14/chartex" xmlns:mc="http://schemas.openxmlformats.org/markup-compatibility/2006" xmlns:aink="http://schemas.microsoft.com/office/drawing/2016/ink" xmlns:am3d="http://schemas.microsoft.com/office/drawing/2017/model3d" xmlns:o="urn:schemas-microsoft-com:office:office" xmlns:r="http://schemas.openxmlformats.org/officeDocument/2006/relationships" xmlns:m="http://schemas.openxmlformats.org/officeDocument/2006/math" xmlns:v="urn:schemas-microsoft-com:vml" xmlns:wp14="http://schemas.microsoft.com/office/word/2010/wordprocessingDrawing" xmlns:wp="http://schemas.openxmlformats.org/drawingml/2006/wordprocessingDrawing" xmlns:w10="urn:schemas-microsoft-com:office:word" xmlns:w="http://schemas.openxmlformats.org/wordprocessingml/2006/main" xmlns:w14="http://schemas.microsoft.com/office/word/2010/wordml" xmlns:w15="http://schemas.microsoft.com/office/word/2012/wordml" xmlns:w16cid="http://schemas.microsoft.com/office/word/2016/wordml/cid" xmlns:w16se="http://schemas.microsoft.com/office/word/2015/wordml/symex" xmlns:wpg="http://schemas.microsoft.com/office/word/2010/wordprocessingGroup" xmlns:wpi="http://schemas.microsoft.com/office/word/2010/wordprocessingInk" xmlns:wne="http://schemas.microsoft.com/office/word/2006/wordml" xmlns:wps="http://schemas.microsoft.com/office/word/2010/wordprocessingShape" mc:Ignorable="w14 w15 w16se w16cid wp14">
+<w:numbering xmlns:wpc="http://schemas.microsoft.com/office/word/2010/wordprocessingCanvas" xmlns:cx="http://schemas.microsoft.com/office/drawing/2014/chartex" xmlns:cx1="http://schemas.microsoft.com/office/drawing/2015/9/8/chartex" xmlns:cx2="http://schemas.microsoft.com/office/drawing/2015/10/21/chartex" xmlns:cx3="http://schemas.microsoft.com/office/drawing/2016/5/9/chartex" xmlns:cx4="http://schemas.microsoft.com/office/drawing/2016/5/10/chartex" xmlns:cx5="http://schemas.microsoft.com/office/drawing/2016/5/11/chartex" xmlns:cx6="http://schemas.microsoft.com/office/drawing/2016/5/12/chartex" xmlns:cx7="http://schemas.microsoft.com/office/drawing/2016/5/13/chartex" xmlns:cx8="http://schemas.microsoft.com/office/drawing/2016/5/14/chartex" xmlns:mc="http://schemas.openxmlformats.org/markup-compatibility/2006" xmlns:aink="http://schemas.microsoft.com/office/drawing/2016/ink" xmlns:am3d="http://schemas.microsoft.com/office/drawing/2017/model3d" xmlns:o="urn:schemas-microsoft-com:office:office" xmlns:r="http://schemas.openxmlformats.org/officeDocument/2006/relationships" xmlns:m="http://schemas.openxmlformats.org/officeDocument/2006/math" xmlns:v="urn:schemas-microsoft-com:vml" xmlns:wp14="http://schemas.microsoft.com/office/word/2010/wordprocessingDrawing" xmlns:wp="http://schemas.openxmlformats.org/drawingml/2006/wordprocessingDrawing" xmlns:w10="urn:schemas-microsoft-com:office:word" xmlns:w="http://schemas.openxmlformats.org/wordprocessingml/2006/main" xmlns:w14="http://schemas.microsoft.com/office/word/2010/wordml" xmlns:w15="http://schemas.microsoft.com/office/word/2012/wordml" xmlns:w16cex="http://schemas.microsoft.com/office/word/2018/wordml/cex" xmlns:w16cid="http://schemas.microsoft.com/office/word/2016/wordml/cid" xmlns:w16="http://schemas.microsoft.com/office/word/2018/wordml" xmlns:w16sdtdh="http://schemas.microsoft.com/office/word/2020/wordml/sdtdatahash" xmlns:w16se="http://schemas.microsoft.com/office/word/2015/wordml/symex" xmlns:wpg="http://schemas.microsoft.com/office/word/2010/wordprocessingGroup" xmlns:wpi="http://schemas.microsoft.com/office/word/2010/wordprocessingInk" xmlns:wne="http://schemas.microsoft.com/office/word/2006/wordml" xmlns:wps="http://schemas.microsoft.com/office/word/2010/wordprocessingShape" mc:Ignorable="w14 w15 w16se w16cid w16 w16cex w16sdtdh wp14">
   <w:abstractNum w:abstractNumId="0" w15:restartNumberingAfterBreak="0">
     <w:nsid w:val="1E317B7F"/>
     <w:multiLevelType w:val="hybridMultilevel"/>
@@ -2021,6 +2103,119 @@
       <w:pPr>
         <w:ind w:left="6480" w:hanging="180"/>
       </w:pPr>
+    </w:lvl>
+  </w:abstractNum>
+  <w:abstractNum w:abstractNumId="3" w15:restartNumberingAfterBreak="0">
+    <w:nsid w:val="4ABE19C2"/>
+    <w:multiLevelType w:val="hybridMultilevel"/>
+    <w:tmpl w:val="C5AAA5E6"/>
+    <w:lvl w:ilvl="0" w:tplc="04090001">
+      <w:start w:val="1"/>
+      <w:numFmt w:val="bullet"/>
+      <w:lvlText w:val=""/>
+      <w:lvlJc w:val="left"/>
+      <w:pPr>
+        <w:ind w:left="720" w:hanging="360"/>
+      </w:pPr>
+      <w:rPr>
+        <w:rFonts w:ascii="Symbol" w:hAnsi="Symbol" w:hint="default"/>
+      </w:rPr>
+    </w:lvl>
+    <w:lvl w:ilvl="1" w:tplc="04090003">
+      <w:start w:val="1"/>
+      <w:numFmt w:val="bullet"/>
+      <w:lvlText w:val="o"/>
+      <w:lvlJc w:val="left"/>
+      <w:pPr>
+        <w:ind w:left="1440" w:hanging="360"/>
+      </w:pPr>
+      <w:rPr>
+        <w:rFonts w:ascii="Courier New" w:hAnsi="Courier New" w:cs="Courier New" w:hint="default"/>
+      </w:rPr>
+    </w:lvl>
+    <w:lvl w:ilvl="2" w:tplc="04090005" w:tentative="1">
+      <w:start w:val="1"/>
+      <w:numFmt w:val="bullet"/>
+      <w:lvlText w:val=""/>
+      <w:lvlJc w:val="left"/>
+      <w:pPr>
+        <w:ind w:left="2160" w:hanging="360"/>
+      </w:pPr>
+      <w:rPr>
+        <w:rFonts w:ascii="Wingdings" w:hAnsi="Wingdings" w:hint="default"/>
+      </w:rPr>
+    </w:lvl>
+    <w:lvl w:ilvl="3" w:tplc="04090001" w:tentative="1">
+      <w:start w:val="1"/>
+      <w:numFmt w:val="bullet"/>
+      <w:lvlText w:val=""/>
+      <w:lvlJc w:val="left"/>
+      <w:pPr>
+        <w:ind w:left="2880" w:hanging="360"/>
+      </w:pPr>
+      <w:rPr>
+        <w:rFonts w:ascii="Symbol" w:hAnsi="Symbol" w:hint="default"/>
+      </w:rPr>
+    </w:lvl>
+    <w:lvl w:ilvl="4" w:tplc="04090003" w:tentative="1">
+      <w:start w:val="1"/>
+      <w:numFmt w:val="bullet"/>
+      <w:lvlText w:val="o"/>
+      <w:lvlJc w:val="left"/>
+      <w:pPr>
+        <w:ind w:left="3600" w:hanging="360"/>
+      </w:pPr>
+      <w:rPr>
+        <w:rFonts w:ascii="Courier New" w:hAnsi="Courier New" w:cs="Courier New" w:hint="default"/>
+      </w:rPr>
+    </w:lvl>
+    <w:lvl w:ilvl="5" w:tplc="04090005" w:tentative="1">
+      <w:start w:val="1"/>
+      <w:numFmt w:val="bullet"/>
+      <w:lvlText w:val=""/>
+      <w:lvlJc w:val="left"/>
+      <w:pPr>
+        <w:ind w:left="4320" w:hanging="360"/>
+      </w:pPr>
+      <w:rPr>
+        <w:rFonts w:ascii="Wingdings" w:hAnsi="Wingdings" w:hint="default"/>
+      </w:rPr>
+    </w:lvl>
+    <w:lvl w:ilvl="6" w:tplc="04090001" w:tentative="1">
+      <w:start w:val="1"/>
+      <w:numFmt w:val="bullet"/>
+      <w:lvlText w:val=""/>
+      <w:lvlJc w:val="left"/>
+      <w:pPr>
+        <w:ind w:left="5040" w:hanging="360"/>
+      </w:pPr>
+      <w:rPr>
+        <w:rFonts w:ascii="Symbol" w:hAnsi="Symbol" w:hint="default"/>
+      </w:rPr>
+    </w:lvl>
+    <w:lvl w:ilvl="7" w:tplc="04090003" w:tentative="1">
+      <w:start w:val="1"/>
+      <w:numFmt w:val="bullet"/>
+      <w:lvlText w:val="o"/>
+      <w:lvlJc w:val="left"/>
+      <w:pPr>
+        <w:ind w:left="5760" w:hanging="360"/>
+      </w:pPr>
+      <w:rPr>
+        <w:rFonts w:ascii="Courier New" w:hAnsi="Courier New" w:cs="Courier New" w:hint="default"/>
+      </w:rPr>
+    </w:lvl>
+    <w:lvl w:ilvl="8" w:tplc="04090005" w:tentative="1">
+      <w:start w:val="1"/>
+      <w:numFmt w:val="bullet"/>
+      <w:lvlText w:val=""/>
+      <w:lvlJc w:val="left"/>
+      <w:pPr>
+        <w:ind w:left="6480" w:hanging="360"/>
+      </w:pPr>
+      <w:rPr>
+        <w:rFonts w:ascii="Wingdings" w:hAnsi="Wingdings" w:hint="default"/>
+      </w:rPr>
     </w:lvl>
   </w:abstractNum>
   <w:num w:numId="1">
@@ -2032,11 +2227,14 @@
   <w:num w:numId="3">
     <w:abstractNumId w:val="0"/>
   </w:num>
+  <w:num w:numId="4">
+    <w:abstractNumId w:val="3"/>
+  </w:num>
 </w:numbering>
 </file>
 
 <file path=word/styles.xml><?xml version="1.0" encoding="utf-8"?>
-<w:styles xmlns:mc="http://schemas.openxmlformats.org/markup-compatibility/2006" xmlns:r="http://schemas.openxmlformats.org/officeDocument/2006/relationships" xmlns:w="http://schemas.openxmlformats.org/wordprocessingml/2006/main" xmlns:w14="http://schemas.microsoft.com/office/word/2010/wordml" xmlns:w15="http://schemas.microsoft.com/office/word/2012/wordml" xmlns:w16cid="http://schemas.microsoft.com/office/word/2016/wordml/cid" xmlns:w16se="http://schemas.microsoft.com/office/word/2015/wordml/symex" mc:Ignorable="w14 w15 w16se w16cid">
+<w:styles xmlns:mc="http://schemas.openxmlformats.org/markup-compatibility/2006" xmlns:r="http://schemas.openxmlformats.org/officeDocument/2006/relationships" xmlns:w="http://schemas.openxmlformats.org/wordprocessingml/2006/main" xmlns:w14="http://schemas.microsoft.com/office/word/2010/wordml" xmlns:w15="http://schemas.microsoft.com/office/word/2012/wordml" xmlns:w16cex="http://schemas.microsoft.com/office/word/2018/wordml/cex" xmlns:w16cid="http://schemas.microsoft.com/office/word/2016/wordml/cid" xmlns:w16="http://schemas.microsoft.com/office/word/2018/wordml" xmlns:w16sdtdh="http://schemas.microsoft.com/office/word/2020/wordml/sdtdatahash" xmlns:w16se="http://schemas.microsoft.com/office/word/2015/wordml/symex" mc:Ignorable="w14 w15 w16se w16cid w16 w16cex w16sdtdh">
   <w:docDefaults>
     <w:rPrDefault>
       <w:rPr>
